--- a/Classdocumentation.docx
+++ b/Classdocumentation.docx
@@ -110,12 +110,67 @@
         <w:t>id</w:t>
       </w:r>
     </w:p>
-    <w:p/>
     <w:p>
+      <w:r>
+        <w:rPr>
+          <w:noProof/>
+        </w:rPr>
+        <w:drawing>
+          <wp:inline distT="0" distB="0" distL="0" distR="0" wp14:anchorId="094FC4FC" wp14:editId="75090273">
+            <wp:extent cx="4042229" cy="4962525"/>
+            <wp:effectExtent l="0" t="0" r="0" b="0"/>
+            <wp:docPr id="235026319" name="Picture 1"/>
+            <wp:cNvGraphicFramePr>
+              <a:graphicFrameLocks xmlns:a="http://schemas.openxmlformats.org/drawingml/2006/main" noChangeAspect="1"/>
+            </wp:cNvGraphicFramePr>
+            <a:graphic xmlns:a="http://schemas.openxmlformats.org/drawingml/2006/main">
+              <a:graphicData uri="http://schemas.openxmlformats.org/drawingml/2006/picture">
+                <pic:pic xmlns:pic="http://schemas.openxmlformats.org/drawingml/2006/picture">
+                  <pic:nvPicPr>
+                    <pic:cNvPr id="0" name="Picture 1"/>
+                    <pic:cNvPicPr>
+                      <a:picLocks noChangeAspect="1" noChangeArrowheads="1"/>
+                    </pic:cNvPicPr>
+                  </pic:nvPicPr>
+                  <pic:blipFill>
+                    <a:blip r:embed="rId10">
+                      <a:extLst>
+                        <a:ext uri="{28A0092B-C50C-407E-A947-70E740481C1C}">
+                          <a14:useLocalDpi xmlns:a14="http://schemas.microsoft.com/office/drawing/2010/main" val="0"/>
+                        </a:ext>
+                      </a:extLst>
+                    </a:blip>
+                    <a:srcRect/>
+                    <a:stretch>
+                      <a:fillRect/>
+                    </a:stretch>
+                  </pic:blipFill>
+                  <pic:spPr bwMode="auto">
+                    <a:xfrm>
+                      <a:off x="0" y="0"/>
+                      <a:ext cx="4053129" cy="4975907"/>
+                    </a:xfrm>
+                    <a:prstGeom prst="rect">
+                      <a:avLst/>
+                    </a:prstGeom>
+                    <a:noFill/>
+                    <a:ln>
+                      <a:noFill/>
+                    </a:ln>
+                  </pic:spPr>
+                </pic:pic>
+              </a:graphicData>
+            </a:graphic>
+          </wp:inline>
+        </w:drawing>
+      </w:r>
+    </w:p>
+    <w:p>
       <w:pPr>
         <w:pStyle w:val="Heading2"/>
       </w:pPr>
       <w:r>
+        <w:lastRenderedPageBreak/>
         <w:t>Omadused</w:t>
       </w:r>
     </w:p>
@@ -1231,7 +1286,6 @@
           </w:tcPr>
           <w:p>
             <w:r>
-              <w:lastRenderedPageBreak/>
               <w:t>EstimatedHours</w:t>
             </w:r>
           </w:p>
@@ -2075,6 +2129,7 @@
         </w:numPr>
       </w:pPr>
       <w:r>
+        <w:lastRenderedPageBreak/>
         <w:t>Ülesande alguskuupäev peab jääma projekti ajavahemikku</w:t>
       </w:r>
     </w:p>
@@ -2204,8 +2259,8 @@
       </w:pPr>
     </w:p>
     <w:sectPr>
-      <w:headerReference w:type="default" r:id="rId10"/>
-      <w:footerReference w:type="default" r:id="rId11"/>
+      <w:headerReference w:type="default" r:id="rId11"/>
+      <w:footerReference w:type="default" r:id="rId12"/>
       <w:pgSz w:w="11906" w:h="16838"/>
       <w:pgMar w:top="1440" w:right="1440" w:bottom="1440" w:left="1440" w:header="708" w:footer="708" w:gutter="0"/>
       <w:cols w:space="708"/>
@@ -2955,6 +3010,7 @@
   <w:style w:type="character" w:default="1" w:styleId="DefaultParagraphFont">
     <w:name w:val="Default Paragraph Font"/>
     <w:uiPriority w:val="1"/>
+    <w:semiHidden/>
     <w:unhideWhenUsed/>
   </w:style>
   <w:style w:type="table" w:default="1" w:styleId="TableNormal">
@@ -3373,21 +3429,6 @@
 </file>
 
 <file path=customXml/item1.xml><?xml version="1.0" encoding="utf-8"?>
-<p:properties xmlns:p="http://schemas.microsoft.com/office/2006/metadata/properties" xmlns:xsi="http://www.w3.org/2001/XMLSchema-instance" xmlns:pc="http://schemas.microsoft.com/office/infopath/2007/PartnerControls">
-  <documentManagement/>
-</p:properties>
-</file>
-
-<file path=customXml/item2.xml><?xml version="1.0" encoding="utf-8"?>
-<?mso-contentType ?>
-<FormTemplates xmlns="http://schemas.microsoft.com/sharepoint/v3/contenttype/forms">
-  <Display>DocumentLibraryForm</Display>
-  <Edit>DocumentLibraryForm</Edit>
-  <New>DocumentLibraryForm</New>
-</FormTemplates>
-</file>
-
-<file path=customXml/item3.xml><?xml version="1.0" encoding="utf-8"?>
 <ct:contentTypeSchema xmlns:ct="http://schemas.microsoft.com/office/2006/metadata/contentType" xmlns:ma="http://schemas.microsoft.com/office/2006/metadata/properties/metaAttributes" ct:_="" ma:_="" ma:contentTypeName="Document" ma:contentTypeID="0x01010080D65B5BB2762F4381CE669903EF68C2" ma:contentTypeVersion="7" ma:contentTypeDescription="Create a new document." ma:contentTypeScope="" ma:versionID="cc95eeb450d2ddde299478338b125d76">
   <xsd:schema xmlns:xsd="http://www.w3.org/2001/XMLSchema" xmlns:xs="http://www.w3.org/2001/XMLSchema" xmlns:p="http://schemas.microsoft.com/office/2006/metadata/properties" xmlns:ns2="8bb89a28-ebc3-44d5-9fec-5843149b59d0" targetNamespace="http://schemas.microsoft.com/office/2006/metadata/properties" ma:root="true" ma:fieldsID="6c0a37faf2d23739459b97557a48c26e" ns2:_="">
     <xsd:import namespace="8bb89a28-ebc3-44d5-9fec-5843149b59d0"/>
@@ -3549,24 +3590,22 @@
 </ct:contentTypeSchema>
 </file>
 
-<file path=customXml/itemProps1.xml><?xml version="1.0" encoding="utf-8"?>
-<ds:datastoreItem xmlns:ds="http://schemas.openxmlformats.org/officeDocument/2006/customXml" ds:itemID="{3593D940-8617-4C04-B0A2-E3229F602B36}">
-  <ds:schemaRefs>
-    <ds:schemaRef ds:uri="http://schemas.microsoft.com/office/2006/metadata/properties"/>
-    <ds:schemaRef ds:uri="http://schemas.microsoft.com/office/infopath/2007/PartnerControls"/>
-  </ds:schemaRefs>
-</ds:datastoreItem>
+<file path=customXml/item2.xml><?xml version="1.0" encoding="utf-8"?>
+<?mso-contentType ?>
+<FormTemplates xmlns="http://schemas.microsoft.com/sharepoint/v3/contenttype/forms">
+  <Display>DocumentLibraryForm</Display>
+  <Edit>DocumentLibraryForm</Edit>
+  <New>DocumentLibraryForm</New>
+</FormTemplates>
 </file>
 
-<file path=customXml/itemProps2.xml><?xml version="1.0" encoding="utf-8"?>
-<ds:datastoreItem xmlns:ds="http://schemas.openxmlformats.org/officeDocument/2006/customXml" ds:itemID="{8596C67B-B43B-41C8-9F88-5A5B80DCA9A6}">
-  <ds:schemaRefs>
-    <ds:schemaRef ds:uri="http://schemas.microsoft.com/sharepoint/v3/contenttype/forms"/>
-  </ds:schemaRefs>
-</ds:datastoreItem>
+<file path=customXml/item3.xml><?xml version="1.0" encoding="utf-8"?>
+<p:properties xmlns:p="http://schemas.microsoft.com/office/2006/metadata/properties" xmlns:xsi="http://www.w3.org/2001/XMLSchema-instance" xmlns:pc="http://schemas.microsoft.com/office/infopath/2007/PartnerControls">
+  <documentManagement/>
+</p:properties>
 </file>
 
-<file path=customXml/itemProps3.xml><?xml version="1.0" encoding="utf-8"?>
+<file path=customXml/itemProps1.xml><?xml version="1.0" encoding="utf-8"?>
 <ds:datastoreItem xmlns:ds="http://schemas.openxmlformats.org/officeDocument/2006/customXml" ds:itemID="{B6E13352-6108-4CAA-B972-173ED0B6D9AB}">
   <ds:schemaRefs>
     <ds:schemaRef ds:uri="http://schemas.microsoft.com/office/2006/metadata/contentType"/>
@@ -3582,4 +3621,21 @@
     <ds:schemaRef ds:uri="http://schemas.microsoft.com/internal/obd"/>
   </ds:schemaRefs>
 </ds:datastoreItem>
+</file>
+
+<file path=customXml/itemProps2.xml><?xml version="1.0" encoding="utf-8"?>
+<ds:datastoreItem xmlns:ds="http://schemas.openxmlformats.org/officeDocument/2006/customXml" ds:itemID="{8596C67B-B43B-41C8-9F88-5A5B80DCA9A6}">
+  <ds:schemaRefs>
+    <ds:schemaRef ds:uri="http://schemas.microsoft.com/sharepoint/v3/contenttype/forms"/>
+  </ds:schemaRefs>
+</ds:datastoreItem>
+</file>
+
+<file path=customXml/itemProps3.xml><?xml version="1.0" encoding="utf-8"?>
+<ds:datastoreItem xmlns:ds="http://schemas.openxmlformats.org/officeDocument/2006/customXml" ds:itemID="{3593D940-8617-4C04-B0A2-E3229F602B36}">
+  <ds:schemaRefs>
+    <ds:schemaRef ds:uri="http://schemas.microsoft.com/office/2006/metadata/properties"/>
+    <ds:schemaRef ds:uri="http://schemas.microsoft.com/office/infopath/2007/PartnerControls"/>
+  </ds:schemaRefs>
+</ds:datastoreItem>
 </file>
--- a/Classdocumentation.docx
+++ b/Classdocumentation.docx
@@ -1471,9 +1471,6 @@
             </w:r>
             <w:r>
               <w:t>ool</w:t>
-            </w:r>
-            <w:r>
-              <w:t>ean</w:t>
             </w:r>
           </w:p>
         </w:tc>
@@ -3429,6 +3426,15 @@
 </file>
 
 <file path=customXml/item1.xml><?xml version="1.0" encoding="utf-8"?>
+<?mso-contentType ?>
+<FormTemplates xmlns="http://schemas.microsoft.com/sharepoint/v3/contenttype/forms">
+  <Display>DocumentLibraryForm</Display>
+  <Edit>DocumentLibraryForm</Edit>
+  <New>DocumentLibraryForm</New>
+</FormTemplates>
+</file>
+
+<file path=customXml/item2.xml><?xml version="1.0" encoding="utf-8"?>
 <ct:contentTypeSchema xmlns:ct="http://schemas.microsoft.com/office/2006/metadata/contentType" xmlns:ma="http://schemas.microsoft.com/office/2006/metadata/properties/metaAttributes" ct:_="" ma:_="" ma:contentTypeName="Document" ma:contentTypeID="0x01010080D65B5BB2762F4381CE669903EF68C2" ma:contentTypeVersion="7" ma:contentTypeDescription="Create a new document." ma:contentTypeScope="" ma:versionID="cc95eeb450d2ddde299478338b125d76">
   <xsd:schema xmlns:xsd="http://www.w3.org/2001/XMLSchema" xmlns:xs="http://www.w3.org/2001/XMLSchema" xmlns:p="http://schemas.microsoft.com/office/2006/metadata/properties" xmlns:ns2="8bb89a28-ebc3-44d5-9fec-5843149b59d0" targetNamespace="http://schemas.microsoft.com/office/2006/metadata/properties" ma:root="true" ma:fieldsID="6c0a37faf2d23739459b97557a48c26e" ns2:_="">
     <xsd:import namespace="8bb89a28-ebc3-44d5-9fec-5843149b59d0"/>
@@ -3590,15 +3596,6 @@
 </ct:contentTypeSchema>
 </file>
 
-<file path=customXml/item2.xml><?xml version="1.0" encoding="utf-8"?>
-<?mso-contentType ?>
-<FormTemplates xmlns="http://schemas.microsoft.com/sharepoint/v3/contenttype/forms">
-  <Display>DocumentLibraryForm</Display>
-  <Edit>DocumentLibraryForm</Edit>
-  <New>DocumentLibraryForm</New>
-</FormTemplates>
-</file>
-
 <file path=customXml/item3.xml><?xml version="1.0" encoding="utf-8"?>
 <p:properties xmlns:p="http://schemas.microsoft.com/office/2006/metadata/properties" xmlns:xsi="http://www.w3.org/2001/XMLSchema-instance" xmlns:pc="http://schemas.microsoft.com/office/infopath/2007/PartnerControls">
   <documentManagement/>
@@ -3606,6 +3603,14 @@
 </file>
 
 <file path=customXml/itemProps1.xml><?xml version="1.0" encoding="utf-8"?>
+<ds:datastoreItem xmlns:ds="http://schemas.openxmlformats.org/officeDocument/2006/customXml" ds:itemID="{8596C67B-B43B-41C8-9F88-5A5B80DCA9A6}">
+  <ds:schemaRefs>
+    <ds:schemaRef ds:uri="http://schemas.microsoft.com/sharepoint/v3/contenttype/forms"/>
+  </ds:schemaRefs>
+</ds:datastoreItem>
+</file>
+
+<file path=customXml/itemProps2.xml><?xml version="1.0" encoding="utf-8"?>
 <ds:datastoreItem xmlns:ds="http://schemas.openxmlformats.org/officeDocument/2006/customXml" ds:itemID="{B6E13352-6108-4CAA-B972-173ED0B6D9AB}">
   <ds:schemaRefs>
     <ds:schemaRef ds:uri="http://schemas.microsoft.com/office/2006/metadata/contentType"/>
@@ -3623,14 +3628,6 @@
 </ds:datastoreItem>
 </file>
 
-<file path=customXml/itemProps2.xml><?xml version="1.0" encoding="utf-8"?>
-<ds:datastoreItem xmlns:ds="http://schemas.openxmlformats.org/officeDocument/2006/customXml" ds:itemID="{8596C67B-B43B-41C8-9F88-5A5B80DCA9A6}">
-  <ds:schemaRefs>
-    <ds:schemaRef ds:uri="http://schemas.microsoft.com/sharepoint/v3/contenttype/forms"/>
-  </ds:schemaRefs>
-</ds:datastoreItem>
-</file>
-
 <file path=customXml/itemProps3.xml><?xml version="1.0" encoding="utf-8"?>
 <ds:datastoreItem xmlns:ds="http://schemas.openxmlformats.org/officeDocument/2006/customXml" ds:itemID="{3593D940-8617-4C04-B0A2-E3229F602B36}">
   <ds:schemaRefs>
